--- a/lessons/2-4/readiness/practice.docx
+++ b/lessons/2-4/readiness/practice.docx
@@ -14,7 +14,7 @@
           <w:sz w:val="36"/>
           <w:szCs w:val="36"/>
         </w:rPr>
-        <w:t xml:space="preserve">Get Ready: Divide Mixed Numbers</w:t>
+        <w:t xml:space="preserve">Get Ready: Display Data: Box Plots</w:t>
       </w:r>
     </w:p>
     <w:p>
@@ -29,7 +29,7 @@
           <w:sz w:val="20"/>
           <w:szCs w:val="20"/>
         </w:rPr>
-        <w:t xml:space="preserve">Readiness practice for Lesson 2-4  ·  Builds toward 6.NS.1</w:t>
+        <w:t xml:space="preserve">Readiness practice for Lesson 8-5  ·  Builds toward 6.SP.4</w:t>
       </w:r>
     </w:p>
     <w:p>
@@ -68,7 +68,7 @@
           <w:sz w:val="22"/>
           <w:szCs w:val="22"/>
         </w:rPr>
-        <w:t xml:space="preserve">Dividing mixed numbers starts by turning them into improper fractions. That conversion (and going back the other way) plus the flip idea are the feeder skills. Warm them up and mixed-number division is just one extra setup step.</w:t>
+        <w:t xml:space="preserve">A box plot is built from a median and the smallest and largest values, all placed on a number line. So you need to be warm at ordering numbers, finding the middle, subtracting to get the range, and reading a number line.</w:t>
       </w:r>
     </w:p>
     <w:p>
@@ -81,7 +81,7 @@
           <w:sz w:val="20"/>
           <w:szCs w:val="20"/>
         </w:rPr>
-        <w:t xml:space="preserve">Skills you'll warm up: Mixed number ↔ improper fraction  ·  Multiplying then adding (conversion)  ·  Reciprocal (flip)  ·  Multiplying fractions</w:t>
+        <w:t xml:space="preserve">Skills you'll warm up: Ordering numbers least to greatest  ·  Finding the middle (median)  ·  Subtracting for the range  ·  Reading a number line</w:t>
       </w:r>
     </w:p>
     <w:p>
@@ -124,7 +124,7 @@
           <w:sz w:val="20"/>
           <w:szCs w:val="20"/>
         </w:rPr>
-        <w:t xml:space="preserve">Build an improper fraction one step at a time.</w:t>
+        <w:t xml:space="preserve">Find the ends of the data.</w:t>
       </w:r>
     </w:p>
     <w:p>
@@ -136,7 +136,7 @@
           <w:sz w:val="22"/>
           <w:szCs w:val="22"/>
         </w:rPr>
-        <w:t xml:space="preserve">1.  For 1 1/2: multiply whole × bottom → 1 × 2 = ___</w:t>
+        <w:t xml:space="preserve">1.  Order: 5, 1, 3. What is the smallest value?</w:t>
       </w:r>
     </w:p>
     <w:p>
@@ -159,7 +159,7 @@
           <w:sz w:val="22"/>
           <w:szCs w:val="22"/>
         </w:rPr>
-        <w:t xml:space="preserve">2.  Now add the top: 2 + 1 = ___</w:t>
+        <w:t xml:space="preserve">2.  From 5, 1, 3, what is the largest value?</w:t>
       </w:r>
     </w:p>
     <w:p>
@@ -182,7 +182,7 @@
           <w:sz w:val="22"/>
           <w:szCs w:val="22"/>
         </w:rPr>
-        <w:t xml:space="preserve">3.  How many halves are in 1 1/2 wholes? (count the 1/2 pieces)</w:t>
+        <w:t xml:space="preserve">3.  Range = largest − smallest = 5 − 1 = ___</w:t>
       </w:r>
     </w:p>
     <w:p>
@@ -222,7 +222,7 @@
           <w:sz w:val="20"/>
           <w:szCs w:val="20"/>
         </w:rPr>
-        <w:t xml:space="preserve">Convert and flip.</w:t>
+        <w:t xml:space="preserve">Order, find the middle, find the range.</w:t>
       </w:r>
     </w:p>
     <w:p>
@@ -234,7 +234,18 @@
           <w:sz w:val="22"/>
           <w:szCs w:val="22"/>
         </w:rPr>
-        <w:t xml:space="preserve">1.  Write 2 1/3 as an improper fraction.</w:t>
+        <w:t xml:space="preserve">1.  Find the median of 7, 3, 5 (order, then middle).</w:t>
+      </w:r>
+    </w:p>
+    <w:p>
+      <w:pPr>
+        <w:spacing w:after="80" w:before="0"/>
+      </w:pPr>
+      <w:r>
+        <w:rPr>
+          <w:color w:val="BBBBBB"/>
+        </w:rPr>
+        <w:t xml:space="preserve">____________________________________________________</w:t>
       </w:r>
     </w:p>
     <w:p>
@@ -243,47 +254,46 @@
       </w:pPr>
       <w:r>
         <w:rPr>
+          <w:sz w:val="22"/>
+          <w:szCs w:val="22"/>
+        </w:rPr>
+        <w:t xml:space="preserve">2.  What is the range of 3, 5, 7? (Largest − smallest.)</w:t>
+      </w:r>
+    </w:p>
+    <w:p>
+      <w:pPr>
+        <w:spacing w:after="80" w:before="0"/>
+      </w:pPr>
+      <w:r>
+        <w:rPr>
+          <w:color w:val="BBBBBB"/>
+        </w:rPr>
+        <w:t xml:space="preserve">____________________________________________________</w:t>
+      </w:r>
+    </w:p>
+    <w:p>
+      <w:pPr>
+        <w:spacing w:after="40" w:before="0"/>
+      </w:pPr>
+      <w:r>
+        <w:rPr>
+          <w:sz w:val="22"/>
+          <w:szCs w:val="22"/>
+        </w:rPr>
+        <w:t xml:space="preserve">3.  On a number line, a box plot spans from 2 to 10. Which point is inside the box plot?</w:t>
+      </w:r>
+    </w:p>
+    <w:p>
+      <w:pPr>
+        <w:spacing w:after="40" w:before="0"/>
+      </w:pPr>
+      <w:r>
+        <w:rPr>
           <w:color w:val="5E6E7E"/>
           <w:sz w:val="20"/>
           <w:szCs w:val="20"/>
         </w:rPr>
-        <w:t xml:space="preserve">     choices: 5/3   /   6/3   /   7/3   /   21/3</w:t>
-      </w:r>
-    </w:p>
-    <w:p>
-      <w:pPr>
-        <w:spacing w:after="80" w:before="0"/>
-      </w:pPr>
-      <w:r>
-        <w:rPr>
-          <w:color w:val="BBBBBB"/>
-        </w:rPr>
-        <w:t xml:space="preserve">____________________________________________________</w:t>
-      </w:r>
-    </w:p>
-    <w:p>
-      <w:pPr>
-        <w:spacing w:after="40" w:before="0"/>
-      </w:pPr>
-      <w:r>
-        <w:rPr>
-          <w:sz w:val="22"/>
-          <w:szCs w:val="22"/>
-        </w:rPr>
-        <w:t xml:space="preserve">2.  What is the reciprocal of 7/3?</w:t>
-      </w:r>
-    </w:p>
-    <w:p>
-      <w:pPr>
-        <w:spacing w:after="40" w:before="0"/>
-      </w:pPr>
-      <w:r>
-        <w:rPr>
-          <w:color w:val="5E6E7E"/>
-          <w:sz w:val="20"/>
-          <w:szCs w:val="20"/>
-        </w:rPr>
-        <w:t xml:space="preserve">     choices: 3/7   /   7/3   /   1/3   /   10/3</w:t>
+        <w:t xml:space="preserve">     choices: 1   /   7   /   12</w:t>
       </w:r>
     </w:p>
     <w:p>
@@ -323,7 +333,7 @@
           <w:sz w:val="20"/>
           <w:szCs w:val="20"/>
         </w:rPr>
-        <w:t xml:space="preserve">Stretch into the mixed-number division setup.</w:t>
+        <w:t xml:space="preserve">Pull all the pieces from one data set.</w:t>
       </w:r>
     </w:p>
     <w:p>
@@ -335,7 +345,18 @@
           <w:sz w:val="22"/>
           <w:szCs w:val="22"/>
         </w:rPr>
-        <w:t xml:space="preserve">1.  Write 1 1/2 as an improper fraction, ready to divide.</w:t>
+        <w:t xml:space="preserve">1.  Data: 4, 8, 2, 6, 10. After ordering, what is the median (middle of 5)?</w:t>
+      </w:r>
+    </w:p>
+    <w:p>
+      <w:pPr>
+        <w:spacing w:after="80" w:before="0"/>
+      </w:pPr>
+      <w:r>
+        <w:rPr>
+          <w:color w:val="BBBBBB"/>
+        </w:rPr>
+        <w:t xml:space="preserve">____________________________________________________</w:t>
       </w:r>
     </w:p>
     <w:p>
@@ -344,47 +365,10 @@
       </w:pPr>
       <w:r>
         <w:rPr>
-          <w:color w:val="5E6E7E"/>
-          <w:sz w:val="20"/>
-          <w:szCs w:val="20"/>
-        </w:rPr>
-        <w:t xml:space="preserve">     choices: 2/2   /   3/2   /   1/2   /   4/2</w:t>
-      </w:r>
-    </w:p>
-    <w:p>
-      <w:pPr>
-        <w:spacing w:after="80" w:before="0"/>
-      </w:pPr>
-      <w:r>
-        <w:rPr>
-          <w:color w:val="BBBBBB"/>
-        </w:rPr>
-        <w:t xml:space="preserve">____________________________________________________</w:t>
-      </w:r>
-    </w:p>
-    <w:p>
-      <w:pPr>
-        <w:spacing w:after="40" w:before="0"/>
-      </w:pPr>
-      <w:r>
-        <w:rPr>
-          <w:sz w:val="22"/>
-          <w:szCs w:val="22"/>
-        </w:rPr>
-        <w:t xml:space="preserve">2.  3/2 ÷ 1/2: keep 3/2, flip 1/2 to 2/1, multiply. What is 3/2 × 2/1?</w:t>
-      </w:r>
-    </w:p>
-    <w:p>
-      <w:pPr>
-        <w:spacing w:after="40" w:before="0"/>
-      </w:pPr>
-      <w:r>
-        <w:rPr>
-          <w:color w:val="5E6E7E"/>
-          <w:sz w:val="20"/>
-          <w:szCs w:val="20"/>
-        </w:rPr>
-        <w:t xml:space="preserve">     choices: 3/4   /   5   /   3   /   6/4</w:t>
+          <w:sz w:val="22"/>
+          <w:szCs w:val="22"/>
+        </w:rPr>
+        <w:t xml:space="preserve">2.  For 2, 4, 6, 8, 10, what is the range (largest − smallest)?</w:t>
       </w:r>
     </w:p>
     <w:p>
@@ -422,7 +406,18 @@
           <w:sz w:val="22"/>
           <w:szCs w:val="22"/>
         </w:rPr>
-        <w:t xml:space="preserve">1.  Write 1 1/4 as an improper fraction.</w:t>
+        <w:t xml:space="preserve">1.  What is the range of 5, 9, 2, 6? (Largest − smallest.)</w:t>
+      </w:r>
+    </w:p>
+    <w:p>
+      <w:pPr>
+        <w:spacing w:after="80" w:before="0"/>
+      </w:pPr>
+      <w:r>
+        <w:rPr>
+          <w:color w:val="BBBBBB"/>
+        </w:rPr>
+        <w:t xml:space="preserve">____________________________________________________</w:t>
       </w:r>
     </w:p>
     <w:p>
@@ -431,47 +426,10 @@
       </w:pPr>
       <w:r>
         <w:rPr>
-          <w:color w:val="5E6E7E"/>
-          <w:sz w:val="20"/>
-          <w:szCs w:val="20"/>
-        </w:rPr>
-        <w:t xml:space="preserve">     choices: 4/4   /   5/4   /   1/4   /   11/4</w:t>
-      </w:r>
-    </w:p>
-    <w:p>
-      <w:pPr>
-        <w:spacing w:after="80" w:before="0"/>
-      </w:pPr>
-      <w:r>
-        <w:rPr>
-          <w:color w:val="BBBBBB"/>
-        </w:rPr>
-        <w:t xml:space="preserve">____________________________________________________</w:t>
-      </w:r>
-    </w:p>
-    <w:p>
-      <w:pPr>
-        <w:spacing w:after="40" w:before="0"/>
-      </w:pPr>
-      <w:r>
-        <w:rPr>
-          <w:sz w:val="22"/>
-          <w:szCs w:val="22"/>
-        </w:rPr>
-        <w:t xml:space="preserve">2.  What is the reciprocal of 5/4?</w:t>
-      </w:r>
-    </w:p>
-    <w:p>
-      <w:pPr>
-        <w:spacing w:after="40" w:before="0"/>
-      </w:pPr>
-      <w:r>
-        <w:rPr>
-          <w:color w:val="5E6E7E"/>
-          <w:sz w:val="20"/>
-          <w:szCs w:val="20"/>
-        </w:rPr>
-        <w:t xml:space="preserve">     choices: 4/5   /   5/4   /   1/4   /   9/4</w:t>
+          <w:sz w:val="22"/>
+          <w:szCs w:val="22"/>
+        </w:rPr>
+        <w:t xml:space="preserve">2.  Find the median of 8, 4, 6 (order, then middle).</w:t>
       </w:r>
     </w:p>
     <w:p>
@@ -497,7 +455,7 @@
           <w:sz w:val="20"/>
           <w:szCs w:val="20"/>
         </w:rPr>
-        <w:t xml:space="preserve">When you've finished, open Lesson 2-4 and dive in!</w:t>
+        <w:t xml:space="preserve">When you've finished, open Lesson 8-5 and dive in!</w:t>
       </w:r>
     </w:p>
     <w:p>
@@ -544,7 +502,7 @@
           <w:sz w:val="20"/>
           <w:szCs w:val="20"/>
         </w:rPr>
-        <w:t xml:space="preserve">1. 2</w:t>
+        <w:t xml:space="preserve">1. 1</w:t>
       </w:r>
     </w:p>
     <w:p>
@@ -556,7 +514,7 @@
           <w:sz w:val="20"/>
           <w:szCs w:val="20"/>
         </w:rPr>
-        <w:t xml:space="preserve">2. 3</w:t>
+        <w:t xml:space="preserve">2. 5</w:t>
       </w:r>
     </w:p>
     <w:p>
@@ -568,7 +526,7 @@
           <w:sz w:val="20"/>
           <w:szCs w:val="20"/>
         </w:rPr>
-        <w:t xml:space="preserve">3. 3</w:t>
+        <w:t xml:space="preserve">3. 4</w:t>
       </w:r>
     </w:p>
     <w:p>
@@ -595,7 +553,7 @@
           <w:sz w:val="20"/>
           <w:szCs w:val="20"/>
         </w:rPr>
-        <w:t xml:space="preserve">1. 7/3</w:t>
+        <w:t xml:space="preserve">1. 5</w:t>
       </w:r>
     </w:p>
     <w:p>
@@ -607,7 +565,19 @@
           <w:sz w:val="20"/>
           <w:szCs w:val="20"/>
         </w:rPr>
-        <w:t xml:space="preserve">2. 3/7</w:t>
+        <w:t xml:space="preserve">2. 4</w:t>
+      </w:r>
+    </w:p>
+    <w:p>
+      <w:pPr>
+        <w:spacing w:after="30" w:before="0"/>
+      </w:pPr>
+      <w:r>
+        <w:rPr>
+          <w:sz w:val="20"/>
+          <w:szCs w:val="20"/>
+        </w:rPr>
+        <w:t xml:space="preserve">3. 7</w:t>
       </w:r>
     </w:p>
     <w:p>
@@ -634,7 +604,7 @@
           <w:sz w:val="20"/>
           <w:szCs w:val="20"/>
         </w:rPr>
-        <w:t xml:space="preserve">1. 3/2</w:t>
+        <w:t xml:space="preserve">1. 6</w:t>
       </w:r>
     </w:p>
     <w:p>
@@ -646,7 +616,7 @@
           <w:sz w:val="20"/>
           <w:szCs w:val="20"/>
         </w:rPr>
-        <w:t xml:space="preserve">2. 3</w:t>
+        <w:t xml:space="preserve">2. 8</w:t>
       </w:r>
     </w:p>
     <w:p>
@@ -673,7 +643,7 @@
           <w:sz w:val="20"/>
           <w:szCs w:val="20"/>
         </w:rPr>
-        <w:t xml:space="preserve">1. 5/4</w:t>
+        <w:t xml:space="preserve">1. 7</w:t>
       </w:r>
     </w:p>
     <w:p>
@@ -685,7 +655,7 @@
           <w:sz w:val="20"/>
           <w:szCs w:val="20"/>
         </w:rPr>
-        <w:t xml:space="preserve">2. 4/5</w:t>
+        <w:t xml:space="preserve">2. 6</w:t>
       </w:r>
     </w:p>
     <w:sectPr>
